--- a/MEV/SCHEDA_021/Docs/consegna docx/20220525/SIUT-SIES-MG-1.4-20220525-Istruzioni_Bonifica_Difensori_021_RegInde_SIES.docx
+++ b/MEV/SCHEDA_021/Docs/consegna docx/20220525/SIUT-SIES-MG-1.4-20220525-Istruzioni_Bonifica_Difensori_021_RegInde_SIES.docx
@@ -3295,7 +3295,7 @@
         </w:rPr>
         <w:fldChar w:fldCharType="separate"/>
       </w:r>
-      <w:hyperlink w:anchor="_Toc104387574" w:history="1">
+      <w:hyperlink w:anchor="_Toc113349909" w:history="1">
         <w:r>
           <w:rPr>
             <w:rStyle w:val="Collegamentoipertestuale"/>
@@ -3333,7 +3333,7 @@
           <w:rPr>
             <w:webHidden/>
           </w:rPr>
-          <w:instrText xml:space="preserve"> PAGEREF _Toc104387574 \h </w:instrText>
+          <w:instrText xml:space="preserve"> PAGEREF _Toc113349909 \h </w:instrText>
         </w:r>
         <w:r>
           <w:rPr>
@@ -3372,7 +3372,7 @@
           <w:color w:val="auto"/>
         </w:rPr>
       </w:pPr>
-      <w:hyperlink w:anchor="_Toc104387575" w:history="1">
+      <w:hyperlink w:anchor="_Toc113349910" w:history="1">
         <w:r>
           <w:rPr>
             <w:rStyle w:val="Collegamentoipertestuale"/>
@@ -3400,7 +3400,7 @@
             <w:noProof/>
             <w:webHidden/>
           </w:rPr>
-          <w:instrText xml:space="preserve"> PAGEREF _Toc104387575 \h </w:instrText>
+          <w:instrText xml:space="preserve"> PAGEREF _Toc113349910 \h </w:instrText>
         </w:r>
         <w:r>
           <w:rPr>
@@ -3443,7 +3443,7 @@
           <w:color w:val="auto"/>
         </w:rPr>
       </w:pPr>
-      <w:hyperlink w:anchor="_Toc104387576" w:history="1">
+      <w:hyperlink w:anchor="_Toc113349911" w:history="1">
         <w:r>
           <w:rPr>
             <w:rStyle w:val="Collegamentoipertestuale"/>
@@ -3471,7 +3471,7 @@
             <w:noProof/>
             <w:webHidden/>
           </w:rPr>
-          <w:instrText xml:space="preserve"> PAGEREF _Toc104387576 \h </w:instrText>
+          <w:instrText xml:space="preserve"> PAGEREF _Toc113349911 \h </w:instrText>
         </w:r>
         <w:r>
           <w:rPr>
@@ -3514,7 +3514,7 @@
           <w:color w:val="auto"/>
         </w:rPr>
       </w:pPr>
-      <w:hyperlink w:anchor="_Toc104387577" w:history="1">
+      <w:hyperlink w:anchor="_Toc113349912" w:history="1">
         <w:r>
           <w:rPr>
             <w:rStyle w:val="Collegamentoipertestuale"/>
@@ -3542,7 +3542,7 @@
             <w:noProof/>
             <w:webHidden/>
           </w:rPr>
-          <w:instrText xml:space="preserve"> PAGEREF _Toc104387577 \h </w:instrText>
+          <w:instrText xml:space="preserve"> PAGEREF _Toc113349912 \h </w:instrText>
         </w:r>
         <w:r>
           <w:rPr>
@@ -3585,7 +3585,7 @@
           <w:color w:val="auto"/>
         </w:rPr>
       </w:pPr>
-      <w:hyperlink w:anchor="_Toc104387578" w:history="1">
+      <w:hyperlink w:anchor="_Toc113349913" w:history="1">
         <w:r>
           <w:rPr>
             <w:rStyle w:val="Collegamentoipertestuale"/>
@@ -3613,7 +3613,7 @@
             <w:noProof/>
             <w:webHidden/>
           </w:rPr>
-          <w:instrText xml:space="preserve"> PAGEREF _Toc104387578 \h </w:instrText>
+          <w:instrText xml:space="preserve"> PAGEREF _Toc113349913 \h </w:instrText>
         </w:r>
         <w:r>
           <w:rPr>
@@ -3654,7 +3654,7 @@
           <w:color w:val="auto"/>
         </w:rPr>
       </w:pPr>
-      <w:hyperlink w:anchor="_Toc104387579" w:history="1">
+      <w:hyperlink w:anchor="_Toc113349914" w:history="1">
         <w:r>
           <w:rPr>
             <w:rStyle w:val="Collegamentoipertestuale"/>
@@ -3692,7 +3692,7 @@
           <w:rPr>
             <w:webHidden/>
           </w:rPr>
-          <w:instrText xml:space="preserve"> PAGEREF _Toc104387579 \h </w:instrText>
+          <w:instrText xml:space="preserve"> PAGEREF _Toc113349914 \h </w:instrText>
         </w:r>
         <w:r>
           <w:rPr>
@@ -3729,7 +3729,7 @@
           <w:color w:val="auto"/>
         </w:rPr>
       </w:pPr>
-      <w:hyperlink w:anchor="_Toc104387580" w:history="1">
+      <w:hyperlink w:anchor="_Toc113349915" w:history="1">
         <w:r>
           <w:rPr>
             <w:rStyle w:val="Collegamentoipertestuale"/>
@@ -3767,7 +3767,7 @@
           <w:rPr>
             <w:webHidden/>
           </w:rPr>
-          <w:instrText xml:space="preserve"> PAGEREF _Toc104387580 \h </w:instrText>
+          <w:instrText xml:space="preserve"> PAGEREF _Toc113349915 \h </w:instrText>
         </w:r>
         <w:r>
           <w:rPr>
@@ -3806,7 +3806,7 @@
           <w:color w:val="auto"/>
         </w:rPr>
       </w:pPr>
-      <w:hyperlink w:anchor="_Toc104387581" w:history="1">
+      <w:hyperlink w:anchor="_Toc113349916" w:history="1">
         <w:r>
           <w:rPr>
             <w:rStyle w:val="Collegamentoipertestuale"/>
@@ -3834,7 +3834,7 @@
             <w:noProof/>
             <w:webHidden/>
           </w:rPr>
-          <w:instrText xml:space="preserve"> PAGEREF _Toc104387581 \h </w:instrText>
+          <w:instrText xml:space="preserve"> PAGEREF _Toc113349916 \h </w:instrText>
         </w:r>
         <w:r>
           <w:rPr>
@@ -3877,7 +3877,7 @@
           <w:color w:val="auto"/>
         </w:rPr>
       </w:pPr>
-      <w:hyperlink w:anchor="_Toc104387582" w:history="1">
+      <w:hyperlink w:anchor="_Toc113349917" w:history="1">
         <w:r>
           <w:rPr>
             <w:rStyle w:val="Collegamentoipertestuale"/>
@@ -3913,7 +3913,7 @@
             <w:noProof/>
             <w:webHidden/>
           </w:rPr>
-          <w:instrText xml:space="preserve"> PAGEREF _Toc104387582 \h </w:instrText>
+          <w:instrText xml:space="preserve"> PAGEREF _Toc113349917 \h </w:instrText>
         </w:r>
         <w:r>
           <w:rPr>
@@ -3956,7 +3956,7 @@
           <w:color w:val="auto"/>
         </w:rPr>
       </w:pPr>
-      <w:hyperlink w:anchor="_Toc104387583" w:history="1">
+      <w:hyperlink w:anchor="_Toc113349918" w:history="1">
         <w:r>
           <w:rPr>
             <w:rStyle w:val="Collegamentoipertestuale"/>
@@ -3984,7 +3984,7 @@
             <w:noProof/>
             <w:webHidden/>
           </w:rPr>
-          <w:instrText xml:space="preserve"> PAGEREF _Toc104387583 \h </w:instrText>
+          <w:instrText xml:space="preserve"> PAGEREF _Toc113349918 \h </w:instrText>
         </w:r>
         <w:r>
           <w:rPr>
@@ -4027,7 +4027,7 @@
           <w:color w:val="auto"/>
         </w:rPr>
       </w:pPr>
-      <w:hyperlink w:anchor="_Toc104387584" w:history="1">
+      <w:hyperlink w:anchor="_Toc113349919" w:history="1">
         <w:r>
           <w:rPr>
             <w:rStyle w:val="Collegamentoipertestuale"/>
@@ -4055,7 +4055,7 @@
             <w:noProof/>
             <w:webHidden/>
           </w:rPr>
-          <w:instrText xml:space="preserve"> PAGEREF _Toc104387584 \h </w:instrText>
+          <w:instrText xml:space="preserve"> PAGEREF _Toc113349919 \h </w:instrText>
         </w:r>
         <w:r>
           <w:rPr>
@@ -4098,7 +4098,7 @@
           <w:color w:val="auto"/>
         </w:rPr>
       </w:pPr>
-      <w:hyperlink w:anchor="_Toc104387585" w:history="1">
+      <w:hyperlink w:anchor="_Toc113349920" w:history="1">
         <w:r>
           <w:rPr>
             <w:rStyle w:val="Collegamentoipertestuale"/>
@@ -4126,7 +4126,7 @@
             <w:noProof/>
             <w:webHidden/>
           </w:rPr>
-          <w:instrText xml:space="preserve"> PAGEREF _Toc104387585 \h </w:instrText>
+          <w:instrText xml:space="preserve"> PAGEREF _Toc113349920 \h </w:instrText>
         </w:r>
         <w:r>
           <w:rPr>
@@ -4169,7 +4169,7 @@
           <w:color w:val="auto"/>
         </w:rPr>
       </w:pPr>
-      <w:hyperlink w:anchor="_Toc104387586" w:history="1">
+      <w:hyperlink w:anchor="_Toc113349921" w:history="1">
         <w:r>
           <w:rPr>
             <w:rStyle w:val="Collegamentoipertestuale"/>
@@ -4197,7 +4197,7 @@
             <w:noProof/>
             <w:webHidden/>
           </w:rPr>
-          <w:instrText xml:space="preserve"> PAGEREF _Toc104387586 \h </w:instrText>
+          <w:instrText xml:space="preserve"> PAGEREF _Toc113349921 \h </w:instrText>
         </w:r>
         <w:r>
           <w:rPr>
@@ -4240,7 +4240,7 @@
           <w:color w:val="auto"/>
         </w:rPr>
       </w:pPr>
-      <w:hyperlink w:anchor="_Toc104387587" w:history="1">
+      <w:hyperlink w:anchor="_Toc113349922" w:history="1">
         <w:r>
           <w:rPr>
             <w:rStyle w:val="Collegamentoipertestuale"/>
@@ -4268,7 +4268,7 @@
             <w:noProof/>
             <w:webHidden/>
           </w:rPr>
-          <w:instrText xml:space="preserve"> PAGEREF _Toc104387587 \h </w:instrText>
+          <w:instrText xml:space="preserve"> PAGEREF _Toc113349922 \h </w:instrText>
         </w:r>
         <w:r>
           <w:rPr>
@@ -4311,7 +4311,7 @@
           <w:color w:val="auto"/>
         </w:rPr>
       </w:pPr>
-      <w:hyperlink w:anchor="_Toc104387588" w:history="1">
+      <w:hyperlink w:anchor="_Toc113349923" w:history="1">
         <w:r>
           <w:rPr>
             <w:rStyle w:val="Collegamentoipertestuale"/>
@@ -4339,7 +4339,7 @@
             <w:noProof/>
             <w:webHidden/>
           </w:rPr>
-          <w:instrText xml:space="preserve"> PAGEREF _Toc104387588 \h </w:instrText>
+          <w:instrText xml:space="preserve"> PAGEREF _Toc113349923 \h </w:instrText>
         </w:r>
         <w:r>
           <w:rPr>
@@ -4382,7 +4382,7 @@
           <w:color w:val="auto"/>
         </w:rPr>
       </w:pPr>
-      <w:hyperlink w:anchor="_Toc104387589" w:history="1">
+      <w:hyperlink w:anchor="_Toc113349924" w:history="1">
         <w:r>
           <w:rPr>
             <w:rStyle w:val="Collegamentoipertestuale"/>
@@ -4410,7 +4410,7 @@
             <w:noProof/>
             <w:webHidden/>
           </w:rPr>
-          <w:instrText xml:space="preserve"> PAGEREF _Toc104387589 \h </w:instrText>
+          <w:instrText xml:space="preserve"> PAGEREF _Toc113349924 \h </w:instrText>
         </w:r>
         <w:r>
           <w:rPr>
@@ -4453,7 +4453,7 @@
           <w:color w:val="auto"/>
         </w:rPr>
       </w:pPr>
-      <w:hyperlink w:anchor="_Toc104387590" w:history="1">
+      <w:hyperlink w:anchor="_Toc113349925" w:history="1">
         <w:r>
           <w:rPr>
             <w:rStyle w:val="Collegamentoipertestuale"/>
@@ -4481,7 +4481,7 @@
             <w:noProof/>
             <w:webHidden/>
           </w:rPr>
-          <w:instrText xml:space="preserve"> PAGEREF _Toc104387590 \h </w:instrText>
+          <w:instrText xml:space="preserve"> PAGEREF _Toc113349925 \h </w:instrText>
         </w:r>
         <w:r>
           <w:rPr>
@@ -4555,7 +4555,7 @@
           <w:szCs w:val="24"/>
         </w:rPr>
       </w:pPr>
-      <w:bookmarkStart w:id="5" w:name="_Toc104387574"/>
+      <w:bookmarkStart w:id="5" w:name="_Toc113349909"/>
       <w:r>
         <w:rPr>
           <w:rFonts w:asciiTheme="minorHAnsi" w:eastAsia="Times New Roman" w:hAnsiTheme="minorHAnsi" w:cs="Times New Roman"/>
@@ -4605,7 +4605,7 @@
           <w:szCs w:val="24"/>
         </w:rPr>
       </w:pPr>
-      <w:bookmarkStart w:id="6" w:name="_Toc104387575"/>
+      <w:bookmarkStart w:id="6" w:name="_Toc113349910"/>
       <w:r>
         <w:rPr>
           <w:rFonts w:asciiTheme="minorHAnsi" w:eastAsia="Times New Roman" w:hAnsiTheme="minorHAnsi" w:cs="Times New Roman"/>
@@ -4662,7 +4662,7 @@
           <w:szCs w:val="24"/>
         </w:rPr>
       </w:pPr>
-      <w:bookmarkStart w:id="7" w:name="_Toc104387576"/>
+      <w:bookmarkStart w:id="7" w:name="_Toc113349911"/>
       <w:r>
         <w:rPr>
           <w:rFonts w:asciiTheme="minorHAnsi" w:eastAsia="Times New Roman" w:hAnsiTheme="minorHAnsi" w:cs="Times New Roman"/>
@@ -4911,7 +4911,7 @@
       <w:r>
         <w:t xml:space="preserve"> </w:t>
       </w:r>
-      <w:bookmarkStart w:id="8" w:name="_Toc104387577"/>
+      <w:bookmarkStart w:id="8" w:name="_Toc113349912"/>
       <w:r>
         <w:rPr>
           <w:rFonts w:asciiTheme="minorHAnsi" w:eastAsia="Times New Roman" w:hAnsiTheme="minorHAnsi" w:cs="Times New Roman"/>
@@ -5090,7 +5090,7 @@
           <w:szCs w:val="24"/>
         </w:rPr>
       </w:pPr>
-      <w:bookmarkStart w:id="9" w:name="_Toc104387578"/>
+      <w:bookmarkStart w:id="9" w:name="_Toc113349913"/>
       <w:r>
         <w:rPr>
           <w:rFonts w:asciiTheme="minorHAnsi" w:eastAsia="Times New Roman" w:hAnsiTheme="minorHAnsi" w:cs="Times New Roman"/>
@@ -8436,7 +8436,7 @@
           <w:szCs w:val="24"/>
         </w:rPr>
       </w:pPr>
-      <w:bookmarkStart w:id="10" w:name="_Toc104387579"/>
+      <w:bookmarkStart w:id="10" w:name="_Toc113349914"/>
       <w:r>
         <w:rPr>
           <w:rFonts w:asciiTheme="minorHAnsi" w:eastAsia="Times New Roman" w:hAnsiTheme="minorHAnsi" w:cs="Times New Roman"/>
@@ -8563,7 +8563,7 @@
           <w:szCs w:val="24"/>
         </w:rPr>
       </w:pPr>
-      <w:bookmarkStart w:id="11" w:name="_Toc104387580"/>
+      <w:bookmarkStart w:id="11" w:name="_Toc113349915"/>
       <w:r>
         <w:rPr>
           <w:rFonts w:asciiTheme="minorHAnsi" w:eastAsia="Times New Roman" w:hAnsiTheme="minorHAnsi" w:cs="Times New Roman"/>
@@ -8637,21 +8637,11 @@
       <w:r>
         <w:t>, che va estratto ottenendo la cartella ..\</w:t>
       </w:r>
-      <w:r>
-        <w:fldChar w:fldCharType="begin"/>
-      </w:r>
-      <w:r>
-        <w:instrText xml:space="preserve"> DOCPROPERTY  "Versione Rilascio Unix"  \* MERGEFORMAT </w:instrText>
-      </w:r>
-      <w:r>
-        <w:fldChar w:fldCharType="separate"/>
-      </w:r>
-      <w:r>
-        <w:t>MEV-2019_21</w:t>
-      </w:r>
-      <w:r>
-        <w:fldChar w:fldCharType="end"/>
-      </w:r>
+      <w:fldSimple w:instr=" DOCPROPERTY  &quot;Versione Rilascio Unix&quot;  \* MERGEFORMAT ">
+        <w:r>
+          <w:t>MEV-2019_21</w:t>
+        </w:r>
+      </w:fldSimple>
       <w:r>
         <w:t>\</w:t>
       </w:r>
@@ -8685,7 +8675,7 @@
           <w:szCs w:val="24"/>
         </w:rPr>
       </w:pPr>
-      <w:bookmarkStart w:id="12" w:name="_Toc104387581"/>
+      <w:bookmarkStart w:id="12" w:name="_Toc113349916"/>
       <w:r>
         <w:rPr>
           <w:rFonts w:asciiTheme="minorHAnsi" w:eastAsia="Times New Roman" w:hAnsiTheme="minorHAnsi" w:cs="Times New Roman"/>
@@ -8830,7 +8820,7 @@
         </w:rPr>
       </w:pPr>
       <w:bookmarkStart w:id="14" w:name="_Toc98146157"/>
-      <w:bookmarkStart w:id="15" w:name="_Toc104387582"/>
+      <w:bookmarkStart w:id="15" w:name="_Toc113349917"/>
       <w:r>
         <w:rPr>
           <w:rFonts w:asciiTheme="minorHAnsi" w:eastAsia="Times New Roman" w:hAnsiTheme="minorHAnsi" w:cs="Times New Roman"/>
@@ -9115,24 +9105,11 @@
       <w:r>
         <w:t xml:space="preserve">Creare sul server DB una cartella </w:t>
       </w:r>
-      <w:r>
-        <w:fldChar w:fldCharType="begin"/>
-      </w:r>
-      <w:r>
-        <w:instrText xml:space="preserve"> DOCPROPERTY  "Versione Rilasci</w:instrText>
-      </w:r>
-      <w:r>
-        <w:instrText xml:space="preserve">o Unix"  \* MERGEFORMAT </w:instrText>
-      </w:r>
-      <w:r>
-        <w:fldChar w:fldCharType="separate"/>
-      </w:r>
-      <w:r>
-        <w:t>MEV-2019_21</w:t>
-      </w:r>
-      <w:r>
-        <w:fldChar w:fldCharType="end"/>
-      </w:r>
+      <w:fldSimple w:instr=" DOCPROPERTY  &quot;Versione Rilascio Unix&quot;  \* MERGEFORMAT ">
+        <w:r>
+          <w:t>MEV-2019_21</w:t>
+        </w:r>
+      </w:fldSimple>
       <w:r>
         <w:t xml:space="preserve"> sotto la directory /home/oracle/;</w:t>
       </w:r>
@@ -9167,21 +9144,11 @@
       <w:r>
         <w:t xml:space="preserve"> nella cartella /home/oracle/</w:t>
       </w:r>
-      <w:r>
-        <w:fldChar w:fldCharType="begin"/>
-      </w:r>
-      <w:r>
-        <w:instrText xml:space="preserve"> DOCPROPERTY  "Versione Rilascio Unix"  \* MERGEFORMAT </w:instrText>
-      </w:r>
-      <w:r>
-        <w:fldChar w:fldCharType="separate"/>
-      </w:r>
-      <w:r>
-        <w:t>MEV-2019_21</w:t>
-      </w:r>
-      <w:r>
-        <w:fldChar w:fldCharType="end"/>
-      </w:r>
+      <w:fldSimple w:instr=" DOCPROPERTY  &quot;Versione Rilascio Unix&quot;  \* MERGEFORMAT ">
+        <w:r>
+          <w:t>MEV-2019_21</w:t>
+        </w:r>
+      </w:fldSimple>
       <w:r>
         <w:t>/.</w:t>
       </w:r>
@@ -9202,21 +9169,11 @@
       <w:r>
         <w:t xml:space="preserve">Dare i permessi di lettura, scrittura ed esecuzione a tutti i file della cartella </w:t>
       </w:r>
-      <w:r>
-        <w:fldChar w:fldCharType="begin"/>
-      </w:r>
-      <w:r>
-        <w:instrText xml:space="preserve"> DOCPROPERTY  "Versione Rilascio Unix"  \* MERGEFORMAT </w:instrText>
-      </w:r>
-      <w:r>
-        <w:fldChar w:fldCharType="separate"/>
-      </w:r>
-      <w:r>
-        <w:t>MEV-2019_21</w:t>
-      </w:r>
-      <w:r>
-        <w:fldChar w:fldCharType="end"/>
-      </w:r>
+      <w:fldSimple w:instr=" DOCPROPERTY  &quot;Versione Rilascio Unix&quot;  \* MERGEFORMAT ">
+        <w:r>
+          <w:t>MEV-2019_21</w:t>
+        </w:r>
+      </w:fldSimple>
       <w:r>
         <w:t xml:space="preserve"> tramite il comando:</w:t>
       </w:r>
@@ -9477,24 +9434,11 @@
       <w:r>
         <w:t>/</w:t>
       </w:r>
-      <w:r>
-        <w:fldChar w:fldCharType="begin"/>
-      </w:r>
-      <w:r>
-        <w:instrText xml:space="preserve"> DOCPROPERTY  "Versione Rilascio Unix"  \* MERGEFORMAT</w:instrText>
-      </w:r>
-      <w:r>
-        <w:instrText xml:space="preserve"> </w:instrText>
-      </w:r>
-      <w:r>
-        <w:fldChar w:fldCharType="separate"/>
-      </w:r>
-      <w:r>
-        <w:t>MEV-2019_21</w:t>
-      </w:r>
-      <w:r>
-        <w:fldChar w:fldCharType="end"/>
-      </w:r>
+      <w:fldSimple w:instr=" DOCPROPERTY  &quot;Versione Rilascio Unix&quot;  \* MERGEFORMAT ">
+        <w:r>
+          <w:t>MEV-2019_21</w:t>
+        </w:r>
+      </w:fldSimple>
       <w:r>
         <w:t>/</w:t>
       </w:r>
@@ -9572,21 +9516,11 @@
       <w:r>
         <w:t>/</w:t>
       </w:r>
-      <w:r>
-        <w:fldChar w:fldCharType="begin"/>
-      </w:r>
-      <w:r>
-        <w:instrText xml:space="preserve"> DOCPROPERTY  "Versione Rilascio Unix"  \* MERGEFORMAT </w:instrText>
-      </w:r>
-      <w:r>
-        <w:fldChar w:fldCharType="separate"/>
-      </w:r>
-      <w:r>
-        <w:t>MEV-2019_21</w:t>
-      </w:r>
-      <w:r>
-        <w:fldChar w:fldCharType="end"/>
-      </w:r>
+      <w:fldSimple w:instr=" DOCPROPERTY  &quot;Versione Rilascio Unix&quot;  \* MERGEFORMAT ">
+        <w:r>
+          <w:t>MEV-2019_21</w:t>
+        </w:r>
+      </w:fldSimple>
       <w:r>
         <w:t>/</w:t>
       </w:r>
@@ -9754,11 +9688,21 @@
       <w:r>
         <w:t>Posizionarsi nel percorso /home/oracle/</w:t>
       </w:r>
-      <w:fldSimple w:instr=" DOCPROPERTY  &quot;Versione Rilascio Unix&quot;  \* MERGEFORMAT ">
-        <w:r>
-          <w:t>MEV-2019_21</w:t>
-        </w:r>
-      </w:fldSimple>
+      <w:r>
+        <w:fldChar w:fldCharType="begin"/>
+      </w:r>
+      <w:r>
+        <w:instrText xml:space="preserve"> DOCPROPERTY  "Versione Rilascio Unix"  \* MERGEFORMAT </w:instrText>
+      </w:r>
+      <w:r>
+        <w:fldChar w:fldCharType="separate"/>
+      </w:r>
+      <w:r>
+        <w:t>MEV-2019_21</w:t>
+      </w:r>
+      <w:r>
+        <w:fldChar w:fldCharType="end"/>
+      </w:r>
       <w:r>
         <w:t>/</w:t>
       </w:r>
@@ -9835,7 +9779,7 @@
       <w:bookmarkStart w:id="20" w:name="_Ref104213643"/>
       <w:bookmarkStart w:id="21" w:name="_Ref104213646"/>
       <w:bookmarkStart w:id="22" w:name="_Ref104213653"/>
-      <w:bookmarkStart w:id="23" w:name="_Toc104387583"/>
+      <w:bookmarkStart w:id="23" w:name="_Toc113349918"/>
       <w:r>
         <w:rPr>
           <w:rFonts w:asciiTheme="minorHAnsi" w:eastAsia="Times New Roman" w:hAnsiTheme="minorHAnsi" w:cs="Times New Roman"/>
@@ -10011,7 +9955,7 @@
         </w:rPr>
       </w:pPr>
       <w:bookmarkStart w:id="24" w:name="_Toc98146159"/>
-      <w:bookmarkStart w:id="25" w:name="_Toc104387584"/>
+      <w:bookmarkStart w:id="25" w:name="_Toc113349919"/>
       <w:r>
         <w:rPr>
           <w:rFonts w:asciiTheme="minorHAnsi" w:eastAsia="Times New Roman" w:hAnsiTheme="minorHAnsi" w:cs="Times New Roman"/>
@@ -10728,21 +10672,11 @@
       <w:r>
         <w:t>/home/oracle/</w:t>
       </w:r>
-      <w:r>
-        <w:fldChar w:fldCharType="begin"/>
-      </w:r>
-      <w:r>
-        <w:instrText xml:space="preserve"> DOCPROPERTY  "Versione Rilascio Unix"  \* MERGEFORMAT </w:instrText>
-      </w:r>
-      <w:r>
-        <w:fldChar w:fldCharType="separate"/>
-      </w:r>
-      <w:r>
-        <w:t>MEV-2019_21</w:t>
-      </w:r>
-      <w:r>
-        <w:fldChar w:fldCharType="end"/>
-      </w:r>
+      <w:fldSimple w:instr=" DOCPROPERTY  &quot;Versione Rilascio Unix&quot;  \* MERGEFORMAT ">
+        <w:r>
+          <w:t>MEV-2019_21</w:t>
+        </w:r>
+      </w:fldSimple>
       <w:r>
         <w:t>/</w:t>
       </w:r>
@@ -14962,7 +14896,7 @@
         </w:rPr>
       </w:pPr>
       <w:bookmarkStart w:id="26" w:name="_Toc98146160"/>
-      <w:bookmarkStart w:id="27" w:name="_Toc104387585"/>
+      <w:bookmarkStart w:id="27" w:name="_Toc113349920"/>
       <w:r>
         <w:rPr>
           <w:rFonts w:asciiTheme="minorHAnsi" w:eastAsia="Times New Roman" w:hAnsiTheme="minorHAnsi" w:cs="Times New Roman"/>
@@ -15730,21 +15664,11 @@
       <w:r>
         <w:t>/home/oracle/</w:t>
       </w:r>
-      <w:r>
-        <w:fldChar w:fldCharType="begin"/>
-      </w:r>
-      <w:r>
-        <w:instrText xml:space="preserve"> DOCPROPERTY  "Versione Rilascio Unix"  \* MERGEFORMAT </w:instrText>
-      </w:r>
-      <w:r>
-        <w:fldChar w:fldCharType="separate"/>
-      </w:r>
-      <w:r>
-        <w:t>MEV-2019_21</w:t>
-      </w:r>
-      <w:r>
-        <w:fldChar w:fldCharType="end"/>
-      </w:r>
+      <w:fldSimple w:instr=" DOCPROPERTY  &quot;Versione Rilascio Unix&quot;  \* MERGEFORMAT ">
+        <w:r>
+          <w:t>MEV-2019_21</w:t>
+        </w:r>
+      </w:fldSimple>
       <w:r>
         <w:t>/</w:t>
       </w:r>
@@ -18391,7 +18315,7 @@
         </w:rPr>
       </w:pPr>
       <w:bookmarkStart w:id="28" w:name="_Toc98146161"/>
-      <w:bookmarkStart w:id="29" w:name="_Toc104387586"/>
+      <w:bookmarkStart w:id="29" w:name="_Toc113349921"/>
       <w:r>
         <w:rPr>
           <w:rFonts w:asciiTheme="minorHAnsi" w:eastAsia="Times New Roman" w:hAnsiTheme="minorHAnsi" w:cs="Times New Roman"/>
@@ -19002,21 +18926,11 @@
       <w:r>
         <w:t>/home/oracle/</w:t>
       </w:r>
-      <w:r>
-        <w:fldChar w:fldCharType="begin"/>
-      </w:r>
-      <w:r>
-        <w:instrText xml:space="preserve"> DOCPROPERTY  "Versione Rilascio Unix"  \* MERGEFORMAT </w:instrText>
-      </w:r>
-      <w:r>
-        <w:fldChar w:fldCharType="separate"/>
-      </w:r>
-      <w:r>
-        <w:t>MEV-2019_21</w:t>
-      </w:r>
-      <w:r>
-        <w:fldChar w:fldCharType="end"/>
-      </w:r>
+      <w:fldSimple w:instr=" DOCPROPERTY  &quot;Versione Rilascio Unix&quot;  \* MERGEFORMAT ">
+        <w:r>
+          <w:t>MEV-2019_21</w:t>
+        </w:r>
+      </w:fldSimple>
       <w:r>
         <w:t>/</w:t>
       </w:r>
@@ -22215,7 +22129,7 @@
         </w:rPr>
       </w:pPr>
       <w:bookmarkStart w:id="30" w:name="_Toc98146162"/>
-      <w:bookmarkStart w:id="31" w:name="_Toc104387587"/>
+      <w:bookmarkStart w:id="31" w:name="_Toc113349922"/>
       <w:r>
         <w:rPr>
           <w:rFonts w:asciiTheme="minorHAnsi" w:eastAsia="Times New Roman" w:hAnsiTheme="minorHAnsi" w:cs="Times New Roman"/>
@@ -23699,21 +23613,11 @@
       <w:r>
         <w:t>/home/oracle/</w:t>
       </w:r>
-      <w:r>
-        <w:fldChar w:fldCharType="begin"/>
-      </w:r>
-      <w:r>
-        <w:instrText xml:space="preserve"> DOCPROPERTY  "Versione Rilascio Unix"  \* MERGEFORMAT </w:instrText>
-      </w:r>
-      <w:r>
-        <w:fldChar w:fldCharType="separate"/>
-      </w:r>
-      <w:r>
-        <w:t>MEV-2019_21</w:t>
-      </w:r>
-      <w:r>
-        <w:fldChar w:fldCharType="end"/>
-      </w:r>
+      <w:fldSimple w:instr=" DOCPROPERTY  &quot;Versione Rilascio Unix&quot;  \* MERGEFORMAT ">
+        <w:r>
+          <w:t>MEV-2019_21</w:t>
+        </w:r>
+      </w:fldSimple>
       <w:r>
         <w:t>/</w:t>
       </w:r>
@@ -25700,7 +25604,7 @@
         </w:rPr>
       </w:pPr>
       <w:bookmarkStart w:id="32" w:name="_Toc98146163"/>
-      <w:bookmarkStart w:id="33" w:name="_Toc104387588"/>
+      <w:bookmarkStart w:id="33" w:name="_Toc113349923"/>
       <w:r>
         <w:rPr>
           <w:rFonts w:asciiTheme="minorHAnsi" w:eastAsia="Times New Roman" w:hAnsiTheme="minorHAnsi" w:cs="Times New Roman"/>
@@ -26817,21 +26721,11 @@
       <w:r>
         <w:t>/home/oracle/</w:t>
       </w:r>
-      <w:r>
-        <w:fldChar w:fldCharType="begin"/>
-      </w:r>
-      <w:r>
-        <w:instrText xml:space="preserve"> DOCPROPERTY  "Versione Rilascio Unix"  \* MERGEFORMAT </w:instrText>
-      </w:r>
-      <w:r>
-        <w:fldChar w:fldCharType="separate"/>
-      </w:r>
-      <w:r>
-        <w:t>MEV-2019_21</w:t>
-      </w:r>
-      <w:r>
-        <w:fldChar w:fldCharType="end"/>
-      </w:r>
+      <w:fldSimple w:instr=" DOCPROPERTY  &quot;Versione Rilascio Unix&quot;  \* MERGEFORMAT ">
+        <w:r>
+          <w:t>MEV-2019_21</w:t>
+        </w:r>
+      </w:fldSimple>
       <w:r>
         <w:t>/</w:t>
       </w:r>
@@ -34321,7 +34215,7 @@
         </w:rPr>
       </w:pPr>
       <w:bookmarkStart w:id="34" w:name="_Toc98146164"/>
-      <w:bookmarkStart w:id="35" w:name="_Toc104387589"/>
+      <w:bookmarkStart w:id="35" w:name="_Toc113349924"/>
       <w:r>
         <w:rPr>
           <w:rFonts w:asciiTheme="minorHAnsi" w:eastAsia="Times New Roman" w:hAnsiTheme="minorHAnsi" w:cs="Times New Roman"/>
@@ -43616,21 +43510,11 @@
       <w:r>
         <w:t>/home/oracle/</w:t>
       </w:r>
-      <w:r>
-        <w:fldChar w:fldCharType="begin"/>
-      </w:r>
-      <w:r>
-        <w:instrText xml:space="preserve"> DOCPROPERTY  "Versione Rilascio Unix"  \* MERGEFORMAT </w:instrText>
-      </w:r>
-      <w:r>
-        <w:fldChar w:fldCharType="separate"/>
-      </w:r>
-      <w:r>
-        <w:t>MEV-2019_21</w:t>
-      </w:r>
-      <w:r>
-        <w:fldChar w:fldCharType="end"/>
-      </w:r>
+      <w:fldSimple w:instr=" DOCPROPERTY  &quot;Versione Rilascio Unix&quot;  \* MERGEFORMAT ">
+        <w:r>
+          <w:t>MEV-2019_21</w:t>
+        </w:r>
+      </w:fldSimple>
       <w:r>
         <w:t>/</w:t>
       </w:r>
@@ -44220,7 +44104,7 @@
         </w:rPr>
       </w:pPr>
       <w:bookmarkStart w:id="36" w:name="_Toc98146165"/>
-      <w:bookmarkStart w:id="37" w:name="_Toc104387590"/>
+      <w:bookmarkStart w:id="37" w:name="_Toc113349925"/>
       <w:r>
         <w:rPr>
           <w:rFonts w:asciiTheme="minorHAnsi" w:eastAsia="Times New Roman" w:hAnsiTheme="minorHAnsi" w:cs="Times New Roman"/>
@@ -44734,21 +44618,11 @@
       <w:r>
         <w:t>/home/oracle/</w:t>
       </w:r>
-      <w:r>
-        <w:fldChar w:fldCharType="begin"/>
-      </w:r>
-      <w:r>
-        <w:instrText xml:space="preserve"> DOCPROPERTY  "Versione Rilascio Unix"  \* MERGEFORMAT </w:instrText>
-      </w:r>
-      <w:r>
-        <w:fldChar w:fldCharType="separate"/>
-      </w:r>
-      <w:r>
-        <w:t>MEV-2019_21</w:t>
-      </w:r>
-      <w:r>
-        <w:fldChar w:fldCharType="end"/>
-      </w:r>
+      <w:fldSimple w:instr=" DOCPROPERTY  &quot;Versione Rilascio Unix&quot;  \* MERGEFORMAT ">
+        <w:r>
+          <w:t>MEV-2019_21</w:t>
+        </w:r>
+      </w:fldSimple>
       <w:r>
         <w:t>/bonifica_db</w:t>
       </w:r>
@@ -47800,7 +47674,7 @@
         <w:color w:val="7F7F7F"/>
         <w:sz w:val="20"/>
       </w:rPr>
-      <w:t>36</w:t>
+      <w:t>5</w:t>
     </w:r>
     <w:r>
       <w:rPr>
@@ -55518,7 +55392,7 @@
   <a:extraClrSchemeLst/>
   <a:extLst>
     <a:ext uri="{05A4C25C-085E-4340-85A3-A5531E510DB2}">
-      <thm15:themeFamily xmlns:thm15="http://schemas.microsoft.com/office/thememl/2012/main" xmlns="" name="Office Theme" id="{62F939B6-93AF-4DB8-9C6B-D6C7DFDC589F}" vid="{4A3C46E8-61CC-4603-A589-7422A47A8E4A}"/>
+      <thm15:themeFamily xmlns="" xmlns:thm15="http://schemas.microsoft.com/office/thememl/2012/main" name="Office Theme" id="{62F939B6-93AF-4DB8-9C6B-D6C7DFDC589F}" vid="{4A3C46E8-61CC-4603-A589-7422A47A8E4A}"/>
     </a:ext>
   </a:extLst>
 </a:theme>
@@ -55529,7 +55403,7 @@
 </file>
 
 <file path=customXml/itemProps1.xml><?xml version="1.0" encoding="utf-8"?>
-<ds:datastoreItem xmlns:ds="http://schemas.openxmlformats.org/officeDocument/2006/customXml" ds:itemID="{3E5C9847-0BFF-44D0-81B5-30649EE15DAB}">
+<ds:datastoreItem xmlns:ds="http://schemas.openxmlformats.org/officeDocument/2006/customXml" ds:itemID="{4AE1E368-DC53-4028-9A75-87B19F61773E}">
   <ds:schemaRefs>
     <ds:schemaRef ds:uri="http://schemas.openxmlformats.org/officeDocument/2006/bibliography"/>
   </ds:schemaRefs>
